--- a/docs/sdlc/40_test/WS2D-TS-050_想定ユースケース検証.docx
+++ b/docs/sdlc/40_test/WS2D-TS-050_想定ユースケース検証.docx
@@ -76,13 +76,13 @@
         <w:tblLook w:firstColumn="1" w:firstRow="1" w:lastColumn="0" w:lastRow="0" w:noHBand="0" w:noVBand="1" w:val="04A0"/>
       </w:tblPr>
       <w:tblGrid>
-        <w:gridCol w:w="4320"/>
-        <w:gridCol w:w="4320"/>
+        <w:gridCol w:w="4961"/>
+        <w:gridCol w:w="4961"/>
       </w:tblGrid>
       <w:tr>
         <w:tc>
           <w:tcPr>
-            <w:tcW w:type="dxa" w:w="4320"/>
+            <w:tcW w:type="dxa" w:w="4961"/>
             <w:shd w:fill="D9E2F3"/>
           </w:tcPr>
           <w:p>
@@ -102,7 +102,7 @@
         </w:tc>
         <w:tc>
           <w:tcPr>
-            <w:tcW w:type="dxa" w:w="4320"/>
+            <w:tcW w:type="dxa" w:w="4961"/>
           </w:tcPr>
           <w:p>
             <w:r>
@@ -123,7 +123,7 @@
       <w:tr>
         <w:tc>
           <w:tcPr>
-            <w:tcW w:type="dxa" w:w="4320"/>
+            <w:tcW w:type="dxa" w:w="4961"/>
             <w:shd w:fill="D9E2F3"/>
           </w:tcPr>
           <w:p>
@@ -143,7 +143,7 @@
         </w:tc>
         <w:tc>
           <w:tcPr>
-            <w:tcW w:type="dxa" w:w="4320"/>
+            <w:tcW w:type="dxa" w:w="4961"/>
           </w:tcPr>
           <w:p>
             <w:r>
@@ -164,7 +164,7 @@
       <w:tr>
         <w:tc>
           <w:tcPr>
-            <w:tcW w:type="dxa" w:w="4320"/>
+            <w:tcW w:type="dxa" w:w="4961"/>
             <w:shd w:fill="D9E2F3"/>
           </w:tcPr>
           <w:p>
@@ -184,7 +184,7 @@
         </w:tc>
         <w:tc>
           <w:tcPr>
-            <w:tcW w:type="dxa" w:w="4320"/>
+            <w:tcW w:type="dxa" w:w="4961"/>
           </w:tcPr>
           <w:p>
             <w:r>
@@ -205,7 +205,7 @@
       <w:tr>
         <w:tc>
           <w:tcPr>
-            <w:tcW w:type="dxa" w:w="4320"/>
+            <w:tcW w:type="dxa" w:w="4961"/>
             <w:shd w:fill="D9E2F3"/>
           </w:tcPr>
           <w:p>
@@ -225,7 +225,7 @@
         </w:tc>
         <w:tc>
           <w:tcPr>
-            <w:tcW w:type="dxa" w:w="4320"/>
+            <w:tcW w:type="dxa" w:w="4961"/>
           </w:tcPr>
           <w:p>
             <w:r>
@@ -246,7 +246,7 @@
       <w:tr>
         <w:tc>
           <w:tcPr>
-            <w:tcW w:type="dxa" w:w="4320"/>
+            <w:tcW w:type="dxa" w:w="4961"/>
             <w:shd w:fill="D9E2F3"/>
           </w:tcPr>
           <w:p>
@@ -266,7 +266,7 @@
         </w:tc>
         <w:tc>
           <w:tcPr>
-            <w:tcW w:type="dxa" w:w="4320"/>
+            <w:tcW w:type="dxa" w:w="4961"/>
           </w:tcPr>
           <w:p>
             <w:r>
@@ -287,7 +287,7 @@
       <w:tr>
         <w:tc>
           <w:tcPr>
-            <w:tcW w:type="dxa" w:w="4320"/>
+            <w:tcW w:type="dxa" w:w="4961"/>
             <w:shd w:fill="D9E2F3"/>
           </w:tcPr>
           <w:p>
@@ -307,7 +307,7 @@
         </w:tc>
         <w:tc>
           <w:tcPr>
-            <w:tcW w:type="dxa" w:w="4320"/>
+            <w:tcW w:type="dxa" w:w="4961"/>
           </w:tcPr>
           <w:p>
             <w:r>
@@ -356,13 +356,13 @@
         <w:tblLook w:firstColumn="1" w:firstRow="1" w:lastColumn="0" w:lastRow="0" w:noHBand="0" w:noVBand="1" w:val="04A0"/>
       </w:tblPr>
       <w:tblGrid>
-        <w:gridCol w:w="4320"/>
-        <w:gridCol w:w="4320"/>
+        <w:gridCol w:w="4961"/>
+        <w:gridCol w:w="4961"/>
       </w:tblGrid>
       <w:tr>
         <w:tc>
           <w:tcPr>
-            <w:tcW w:type="dxa" w:w="4320"/>
+            <w:tcW w:type="dxa" w:w="4961"/>
             <w:shd w:fill="D9E2F3"/>
           </w:tcPr>
           <w:p>
@@ -382,7 +382,7 @@
         </w:tc>
         <w:tc>
           <w:tcPr>
-            <w:tcW w:type="dxa" w:w="4320"/>
+            <w:tcW w:type="dxa" w:w="4961"/>
           </w:tcPr>
           <w:p>
             <w:r>
@@ -403,7 +403,7 @@
       <w:tr>
         <w:tc>
           <w:tcPr>
-            <w:tcW w:type="dxa" w:w="4320"/>
+            <w:tcW w:type="dxa" w:w="4961"/>
             <w:shd w:fill="D9E2F3"/>
           </w:tcPr>
           <w:p>
@@ -423,7 +423,7 @@
         </w:tc>
         <w:tc>
           <w:tcPr>
-            <w:tcW w:type="dxa" w:w="4320"/>
+            <w:tcW w:type="dxa" w:w="4961"/>
           </w:tcPr>
           <w:p>
             <w:r>
@@ -444,7 +444,7 @@
       <w:tr>
         <w:tc>
           <w:tcPr>
-            <w:tcW w:type="dxa" w:w="4320"/>
+            <w:tcW w:type="dxa" w:w="4961"/>
             <w:shd w:fill="D9E2F3"/>
           </w:tcPr>
           <w:p>
@@ -464,7 +464,7 @@
         </w:tc>
         <w:tc>
           <w:tcPr>
-            <w:tcW w:type="dxa" w:w="4320"/>
+            <w:tcW w:type="dxa" w:w="4961"/>
           </w:tcPr>
           <w:p>
             <w:r>
@@ -485,7 +485,7 @@
       <w:tr>
         <w:tc>
           <w:tcPr>
-            <w:tcW w:type="dxa" w:w="4320"/>
+            <w:tcW w:type="dxa" w:w="4961"/>
             <w:shd w:fill="D9E2F3"/>
           </w:tcPr>
           <w:p>
@@ -505,7 +505,7 @@
         </w:tc>
         <w:tc>
           <w:tcPr>
-            <w:tcW w:type="dxa" w:w="4320"/>
+            <w:tcW w:type="dxa" w:w="4961"/>
           </w:tcPr>
           <w:p>
             <w:r>
@@ -526,7 +526,7 @@
       <w:tr>
         <w:tc>
           <w:tcPr>
-            <w:tcW w:type="dxa" w:w="4320"/>
+            <w:tcW w:type="dxa" w:w="4961"/>
             <w:shd w:fill="D9E2F3"/>
           </w:tcPr>
           <w:p>
@@ -546,7 +546,7 @@
         </w:tc>
         <w:tc>
           <w:tcPr>
-            <w:tcW w:type="dxa" w:w="4320"/>
+            <w:tcW w:type="dxa" w:w="4961"/>
           </w:tcPr>
           <w:p>
             <w:r>
@@ -567,7 +567,7 @@
       <w:tr>
         <w:tc>
           <w:tcPr>
-            <w:tcW w:type="dxa" w:w="4320"/>
+            <w:tcW w:type="dxa" w:w="4961"/>
             <w:shd w:fill="D9E2F3"/>
           </w:tcPr>
           <w:p>
@@ -587,7 +587,7 @@
         </w:tc>
         <w:tc>
           <w:tcPr>
-            <w:tcW w:type="dxa" w:w="4320"/>
+            <w:tcW w:type="dxa" w:w="4961"/>
           </w:tcPr>
           <w:p>
             <w:r>
@@ -632,15 +632,15 @@
         <w:tblLook w:firstColumn="1" w:firstRow="1" w:lastColumn="0" w:lastRow="0" w:noHBand="0" w:noVBand="1" w:val="04A0"/>
       </w:tblPr>
       <w:tblGrid>
-        <w:gridCol w:w="2160"/>
-        <w:gridCol w:w="2160"/>
-        <w:gridCol w:w="2160"/>
-        <w:gridCol w:w="2160"/>
+        <w:gridCol w:w="2480"/>
+        <w:gridCol w:w="2480"/>
+        <w:gridCol w:w="2480"/>
+        <w:gridCol w:w="2480"/>
       </w:tblGrid>
       <w:tr>
         <w:tc>
           <w:tcPr>
-            <w:tcW w:type="dxa" w:w="2160"/>
+            <w:tcW w:type="dxa" w:w="2480"/>
             <w:shd w:fill="D9E2F3"/>
           </w:tcPr>
           <w:p>
@@ -662,7 +662,7 @@
         </w:tc>
         <w:tc>
           <w:tcPr>
-            <w:tcW w:type="dxa" w:w="2160"/>
+            <w:tcW w:type="dxa" w:w="2480"/>
             <w:shd w:fill="D9E2F3"/>
           </w:tcPr>
           <w:p>
@@ -684,7 +684,7 @@
         </w:tc>
         <w:tc>
           <w:tcPr>
-            <w:tcW w:type="dxa" w:w="2160"/>
+            <w:tcW w:type="dxa" w:w="2480"/>
             <w:shd w:fill="D9E2F3"/>
           </w:tcPr>
           <w:p>
@@ -706,7 +706,7 @@
         </w:tc>
         <w:tc>
           <w:tcPr>
-            <w:tcW w:type="dxa" w:w="2160"/>
+            <w:tcW w:type="dxa" w:w="2480"/>
             <w:shd w:fill="D9E2F3"/>
           </w:tcPr>
           <w:p>
@@ -730,7 +730,7 @@
       <w:tr>
         <w:tc>
           <w:tcPr>
-            <w:tcW w:type="dxa" w:w="2160"/>
+            <w:tcW w:type="dxa" w:w="2480"/>
           </w:tcPr>
           <w:p>
             <w:r>
@@ -749,7 +749,7 @@
         </w:tc>
         <w:tc>
           <w:tcPr>
-            <w:tcW w:type="dxa" w:w="2160"/>
+            <w:tcW w:type="dxa" w:w="2480"/>
           </w:tcPr>
           <w:p>
             <w:r>
@@ -761,7 +761,7 @@
         </w:tc>
         <w:tc>
           <w:tcPr>
-            <w:tcW w:type="dxa" w:w="2160"/>
+            <w:tcW w:type="dxa" w:w="2480"/>
           </w:tcPr>
           <w:p>
             <w:r>
@@ -773,7 +773,7 @@
         </w:tc>
         <w:tc>
           <w:tcPr>
-            <w:tcW w:type="dxa" w:w="2160"/>
+            <w:tcW w:type="dxa" w:w="2480"/>
           </w:tcPr>
           <w:p>
             <w:r>
@@ -787,7 +787,7 @@
       <w:tr>
         <w:tc>
           <w:tcPr>
-            <w:tcW w:type="dxa" w:w="2160"/>
+            <w:tcW w:type="dxa" w:w="2480"/>
           </w:tcPr>
           <w:p>
             <w:r>
@@ -806,7 +806,7 @@
         </w:tc>
         <w:tc>
           <w:tcPr>
-            <w:tcW w:type="dxa" w:w="2160"/>
+            <w:tcW w:type="dxa" w:w="2480"/>
           </w:tcPr>
           <w:p>
             <w:r>
@@ -818,7 +818,7 @@
         </w:tc>
         <w:tc>
           <w:tcPr>
-            <w:tcW w:type="dxa" w:w="2160"/>
+            <w:tcW w:type="dxa" w:w="2480"/>
           </w:tcPr>
           <w:p>
             <w:r>
@@ -830,7 +830,7 @@
         </w:tc>
         <w:tc>
           <w:tcPr>
-            <w:tcW w:type="dxa" w:w="2160"/>
+            <w:tcW w:type="dxa" w:w="2480"/>
           </w:tcPr>
           <w:p>
             <w:r>
@@ -844,7 +844,7 @@
       <w:tr>
         <w:tc>
           <w:tcPr>
-            <w:tcW w:type="dxa" w:w="2160"/>
+            <w:tcW w:type="dxa" w:w="2480"/>
             <w:shd w:fill="D9E2F3"/>
           </w:tcPr>
           <w:p>
@@ -864,7 +864,7 @@
         </w:tc>
         <w:tc>
           <w:tcPr>
-            <w:tcW w:type="dxa" w:w="2160"/>
+            <w:tcW w:type="dxa" w:w="2480"/>
           </w:tcPr>
           <w:p>
             <w:r>
@@ -876,7 +876,7 @@
         </w:tc>
         <w:tc>
           <w:tcPr>
-            <w:tcW w:type="dxa" w:w="2160"/>
+            <w:tcW w:type="dxa" w:w="2480"/>
           </w:tcPr>
           <w:p>
             <w:r>
@@ -888,7 +888,7 @@
         </w:tc>
         <w:tc>
           <w:tcPr>
-            <w:tcW w:type="dxa" w:w="2160"/>
+            <w:tcW w:type="dxa" w:w="2480"/>
           </w:tcPr>
           <w:p>
             <w:r>
@@ -1058,19 +1058,19 @@
       <w:tblPr>
         <w:tblStyle w:val="TableGrid"/>
         <w:tblW w:type="auto" w:w="0"/>
-        <w:tblLayout w:type="autofit"/>
+        <w:tblLayout w:type="fixed"/>
         <w:tblLook w:firstColumn="1" w:firstRow="1" w:lastColumn="0" w:lastRow="0" w:noHBand="0" w:noVBand="1" w:val="04A0"/>
       </w:tblPr>
       <w:tblGrid>
-        <w:gridCol w:w="2160"/>
-        <w:gridCol w:w="2160"/>
-        <w:gridCol w:w="2160"/>
-        <w:gridCol w:w="2160"/>
+        <w:gridCol w:w="2480"/>
+        <w:gridCol w:w="2480"/>
+        <w:gridCol w:w="2480"/>
+        <w:gridCol w:w="2480"/>
       </w:tblGrid>
       <w:tr>
         <w:tc>
           <w:tcPr>
-            <w:tcW w:type="dxa" w:w="2160"/>
+            <w:tcW w:type="dxa" w:w="2480"/>
             <w:shd w:fill="D9E2F3"/>
           </w:tcPr>
           <w:p>
@@ -1092,7 +1092,7 @@
         </w:tc>
         <w:tc>
           <w:tcPr>
-            <w:tcW w:type="dxa" w:w="2160"/>
+            <w:tcW w:type="dxa" w:w="2480"/>
             <w:shd w:fill="D9E2F3"/>
           </w:tcPr>
           <w:p>
@@ -1114,7 +1114,7 @@
         </w:tc>
         <w:tc>
           <w:tcPr>
-            <w:tcW w:type="dxa" w:w="2160"/>
+            <w:tcW w:type="dxa" w:w="2480"/>
             <w:shd w:fill="D9E2F3"/>
           </w:tcPr>
           <w:p>
@@ -1136,7 +1136,7 @@
         </w:tc>
         <w:tc>
           <w:tcPr>
-            <w:tcW w:type="dxa" w:w="2160"/>
+            <w:tcW w:type="dxa" w:w="2480"/>
             <w:shd w:fill="D9E2F3"/>
           </w:tcPr>
           <w:p>
@@ -1160,7 +1160,7 @@
       <w:tr>
         <w:tc>
           <w:tcPr>
-            <w:tcW w:type="dxa" w:w="2160"/>
+            <w:tcW w:type="dxa" w:w="2480"/>
           </w:tcPr>
           <w:p>
             <w:r>
@@ -1179,7 +1179,7 @@
         </w:tc>
         <w:tc>
           <w:tcPr>
-            <w:tcW w:type="dxa" w:w="2160"/>
+            <w:tcW w:type="dxa" w:w="2480"/>
           </w:tcPr>
           <w:p>
             <w:r>
@@ -1198,7 +1198,7 @@
         </w:tc>
         <w:tc>
           <w:tcPr>
-            <w:tcW w:type="dxa" w:w="2160"/>
+            <w:tcW w:type="dxa" w:w="2480"/>
           </w:tcPr>
           <w:p>
             <w:r>
@@ -1217,7 +1217,7 @@
         </w:tc>
         <w:tc>
           <w:tcPr>
-            <w:tcW w:type="dxa" w:w="2160"/>
+            <w:tcW w:type="dxa" w:w="2480"/>
           </w:tcPr>
           <w:p>
             <w:r>
@@ -1238,7 +1238,7 @@
       <w:tr>
         <w:tc>
           <w:tcPr>
-            <w:tcW w:type="dxa" w:w="2160"/>
+            <w:tcW w:type="dxa" w:w="2480"/>
           </w:tcPr>
           <w:p>
             <w:r>
@@ -1257,7 +1257,7 @@
         </w:tc>
         <w:tc>
           <w:tcPr>
-            <w:tcW w:type="dxa" w:w="2160"/>
+            <w:tcW w:type="dxa" w:w="2480"/>
           </w:tcPr>
           <w:p>
             <w:r>
@@ -1276,7 +1276,7 @@
         </w:tc>
         <w:tc>
           <w:tcPr>
-            <w:tcW w:type="dxa" w:w="2160"/>
+            <w:tcW w:type="dxa" w:w="2480"/>
           </w:tcPr>
           <w:p>
             <w:r>
@@ -1295,7 +1295,7 @@
         </w:tc>
         <w:tc>
           <w:tcPr>
-            <w:tcW w:type="dxa" w:w="2160"/>
+            <w:tcW w:type="dxa" w:w="2480"/>
           </w:tcPr>
           <w:p>
             <w:r>
@@ -1316,7 +1316,7 @@
       <w:tr>
         <w:tc>
           <w:tcPr>
-            <w:tcW w:type="dxa" w:w="2160"/>
+            <w:tcW w:type="dxa" w:w="2480"/>
           </w:tcPr>
           <w:p>
             <w:r>
@@ -1335,7 +1335,7 @@
         </w:tc>
         <w:tc>
           <w:tcPr>
-            <w:tcW w:type="dxa" w:w="2160"/>
+            <w:tcW w:type="dxa" w:w="2480"/>
           </w:tcPr>
           <w:p>
             <w:r>
@@ -1354,7 +1354,7 @@
         </w:tc>
         <w:tc>
           <w:tcPr>
-            <w:tcW w:type="dxa" w:w="2160"/>
+            <w:tcW w:type="dxa" w:w="2480"/>
           </w:tcPr>
           <w:p>
             <w:r>
@@ -1373,7 +1373,7 @@
         </w:tc>
         <w:tc>
           <w:tcPr>
-            <w:tcW w:type="dxa" w:w="2160"/>
+            <w:tcW w:type="dxa" w:w="2480"/>
           </w:tcPr>
           <w:p>
             <w:r>
@@ -1394,7 +1394,7 @@
       <w:tr>
         <w:tc>
           <w:tcPr>
-            <w:tcW w:type="dxa" w:w="2160"/>
+            <w:tcW w:type="dxa" w:w="2480"/>
           </w:tcPr>
           <w:p>
             <w:r>
@@ -1413,7 +1413,7 @@
         </w:tc>
         <w:tc>
           <w:tcPr>
-            <w:tcW w:type="dxa" w:w="2160"/>
+            <w:tcW w:type="dxa" w:w="2480"/>
           </w:tcPr>
           <w:p>
             <w:r>
@@ -1432,7 +1432,7 @@
         </w:tc>
         <w:tc>
           <w:tcPr>
-            <w:tcW w:type="dxa" w:w="2160"/>
+            <w:tcW w:type="dxa" w:w="2480"/>
           </w:tcPr>
           <w:p>
             <w:r>
@@ -1451,7 +1451,7 @@
         </w:tc>
         <w:tc>
           <w:tcPr>
-            <w:tcW w:type="dxa" w:w="2160"/>
+            <w:tcW w:type="dxa" w:w="2480"/>
           </w:tcPr>
           <w:p>
             <w:r>
@@ -1472,7 +1472,7 @@
       <w:tr>
         <w:tc>
           <w:tcPr>
-            <w:tcW w:type="dxa" w:w="2160"/>
+            <w:tcW w:type="dxa" w:w="2480"/>
           </w:tcPr>
           <w:p>
             <w:r>
@@ -1491,7 +1491,7 @@
         </w:tc>
         <w:tc>
           <w:tcPr>
-            <w:tcW w:type="dxa" w:w="2160"/>
+            <w:tcW w:type="dxa" w:w="2480"/>
           </w:tcPr>
           <w:p>
             <w:r>
@@ -1510,7 +1510,7 @@
         </w:tc>
         <w:tc>
           <w:tcPr>
-            <w:tcW w:type="dxa" w:w="2160"/>
+            <w:tcW w:type="dxa" w:w="2480"/>
           </w:tcPr>
           <w:p>
             <w:r>
@@ -1529,7 +1529,7 @@
         </w:tc>
         <w:tc>
           <w:tcPr>
-            <w:tcW w:type="dxa" w:w="2160"/>
+            <w:tcW w:type="dxa" w:w="2480"/>
           </w:tcPr>
           <w:p>
             <w:r>
@@ -1550,7 +1550,7 @@
       <w:tr>
         <w:tc>
           <w:tcPr>
-            <w:tcW w:type="dxa" w:w="2160"/>
+            <w:tcW w:type="dxa" w:w="2480"/>
           </w:tcPr>
           <w:p>
             <w:r>
@@ -1569,7 +1569,7 @@
         </w:tc>
         <w:tc>
           <w:tcPr>
-            <w:tcW w:type="dxa" w:w="2160"/>
+            <w:tcW w:type="dxa" w:w="2480"/>
           </w:tcPr>
           <w:p>
             <w:r>
@@ -1588,7 +1588,7 @@
         </w:tc>
         <w:tc>
           <w:tcPr>
-            <w:tcW w:type="dxa" w:w="2160"/>
+            <w:tcW w:type="dxa" w:w="2480"/>
           </w:tcPr>
           <w:p>
             <w:r>
@@ -1607,7 +1607,7 @@
         </w:tc>
         <w:tc>
           <w:tcPr>
-            <w:tcW w:type="dxa" w:w="2160"/>
+            <w:tcW w:type="dxa" w:w="2480"/>
           </w:tcPr>
           <w:p>
             <w:r>
@@ -1628,7 +1628,7 @@
       <w:tr>
         <w:tc>
           <w:tcPr>
-            <w:tcW w:type="dxa" w:w="2160"/>
+            <w:tcW w:type="dxa" w:w="2480"/>
           </w:tcPr>
           <w:p>
             <w:r>
@@ -1647,7 +1647,7 @@
         </w:tc>
         <w:tc>
           <w:tcPr>
-            <w:tcW w:type="dxa" w:w="2160"/>
+            <w:tcW w:type="dxa" w:w="2480"/>
           </w:tcPr>
           <w:p>
             <w:r>
@@ -1666,7 +1666,7 @@
         </w:tc>
         <w:tc>
           <w:tcPr>
-            <w:tcW w:type="dxa" w:w="2160"/>
+            <w:tcW w:type="dxa" w:w="2480"/>
           </w:tcPr>
           <w:p>
             <w:r>
@@ -1685,7 +1685,7 @@
         </w:tc>
         <w:tc>
           <w:tcPr>
-            <w:tcW w:type="dxa" w:w="2160"/>
+            <w:tcW w:type="dxa" w:w="2480"/>
           </w:tcPr>
           <w:p>
             <w:r>
@@ -1706,7 +1706,7 @@
       <w:tr>
         <w:tc>
           <w:tcPr>
-            <w:tcW w:type="dxa" w:w="2160"/>
+            <w:tcW w:type="dxa" w:w="2480"/>
           </w:tcPr>
           <w:p>
             <w:r>
@@ -1725,7 +1725,7 @@
         </w:tc>
         <w:tc>
           <w:tcPr>
-            <w:tcW w:type="dxa" w:w="2160"/>
+            <w:tcW w:type="dxa" w:w="2480"/>
           </w:tcPr>
           <w:p>
             <w:r>
@@ -1744,7 +1744,7 @@
         </w:tc>
         <w:tc>
           <w:tcPr>
-            <w:tcW w:type="dxa" w:w="2160"/>
+            <w:tcW w:type="dxa" w:w="2480"/>
           </w:tcPr>
           <w:p>
             <w:r>
@@ -1763,7 +1763,7 @@
         </w:tc>
         <w:tc>
           <w:tcPr>
-            <w:tcW w:type="dxa" w:w="2160"/>
+            <w:tcW w:type="dxa" w:w="2480"/>
           </w:tcPr>
           <w:p>
             <w:r>
@@ -1784,7 +1784,7 @@
       <w:tr>
         <w:tc>
           <w:tcPr>
-            <w:tcW w:type="dxa" w:w="2160"/>
+            <w:tcW w:type="dxa" w:w="2480"/>
           </w:tcPr>
           <w:p>
             <w:r>
@@ -1803,7 +1803,7 @@
         </w:tc>
         <w:tc>
           <w:tcPr>
-            <w:tcW w:type="dxa" w:w="2160"/>
+            <w:tcW w:type="dxa" w:w="2480"/>
           </w:tcPr>
           <w:p>
             <w:r>
@@ -1822,7 +1822,7 @@
         </w:tc>
         <w:tc>
           <w:tcPr>
-            <w:tcW w:type="dxa" w:w="2160"/>
+            <w:tcW w:type="dxa" w:w="2480"/>
           </w:tcPr>
           <w:p>
             <w:r>
@@ -1841,7 +1841,7 @@
         </w:tc>
         <w:tc>
           <w:tcPr>
-            <w:tcW w:type="dxa" w:w="2160"/>
+            <w:tcW w:type="dxa" w:w="2480"/>
           </w:tcPr>
           <w:p>
             <w:r>
@@ -1862,7 +1862,7 @@
       <w:tr>
         <w:tc>
           <w:tcPr>
-            <w:tcW w:type="dxa" w:w="2160"/>
+            <w:tcW w:type="dxa" w:w="2480"/>
           </w:tcPr>
           <w:p>
             <w:r>
@@ -1881,7 +1881,7 @@
         </w:tc>
         <w:tc>
           <w:tcPr>
-            <w:tcW w:type="dxa" w:w="2160"/>
+            <w:tcW w:type="dxa" w:w="2480"/>
           </w:tcPr>
           <w:p>
             <w:r>
@@ -1900,7 +1900,7 @@
         </w:tc>
         <w:tc>
           <w:tcPr>
-            <w:tcW w:type="dxa" w:w="2160"/>
+            <w:tcW w:type="dxa" w:w="2480"/>
           </w:tcPr>
           <w:p>
             <w:r>
@@ -1919,7 +1919,7 @@
         </w:tc>
         <w:tc>
           <w:tcPr>
-            <w:tcW w:type="dxa" w:w="2160"/>
+            <w:tcW w:type="dxa" w:w="2480"/>
           </w:tcPr>
           <w:p>
             <w:r>
@@ -1940,7 +1940,7 @@
       <w:tr>
         <w:tc>
           <w:tcPr>
-            <w:tcW w:type="dxa" w:w="2160"/>
+            <w:tcW w:type="dxa" w:w="2480"/>
           </w:tcPr>
           <w:p>
             <w:r>
@@ -1959,7 +1959,7 @@
         </w:tc>
         <w:tc>
           <w:tcPr>
-            <w:tcW w:type="dxa" w:w="2160"/>
+            <w:tcW w:type="dxa" w:w="2480"/>
           </w:tcPr>
           <w:p>
             <w:r>
@@ -1978,7 +1978,7 @@
         </w:tc>
         <w:tc>
           <w:tcPr>
-            <w:tcW w:type="dxa" w:w="2160"/>
+            <w:tcW w:type="dxa" w:w="2480"/>
           </w:tcPr>
           <w:p>
             <w:r>
@@ -1997,7 +1997,7 @@
         </w:tc>
         <w:tc>
           <w:tcPr>
-            <w:tcW w:type="dxa" w:w="2160"/>
+            <w:tcW w:type="dxa" w:w="2480"/>
           </w:tcPr>
           <w:p>
             <w:r>
@@ -2018,7 +2018,7 @@
       <w:tr>
         <w:tc>
           <w:tcPr>
-            <w:tcW w:type="dxa" w:w="2160"/>
+            <w:tcW w:type="dxa" w:w="2480"/>
           </w:tcPr>
           <w:p>
             <w:r>
@@ -2037,7 +2037,7 @@
         </w:tc>
         <w:tc>
           <w:tcPr>
-            <w:tcW w:type="dxa" w:w="2160"/>
+            <w:tcW w:type="dxa" w:w="2480"/>
           </w:tcPr>
           <w:p>
             <w:r>
@@ -2056,7 +2056,7 @@
         </w:tc>
         <w:tc>
           <w:tcPr>
-            <w:tcW w:type="dxa" w:w="2160"/>
+            <w:tcW w:type="dxa" w:w="2480"/>
           </w:tcPr>
           <w:p>
             <w:r>
@@ -2075,7 +2075,7 @@
         </w:tc>
         <w:tc>
           <w:tcPr>
-            <w:tcW w:type="dxa" w:w="2160"/>
+            <w:tcW w:type="dxa" w:w="2480"/>
           </w:tcPr>
           <w:p>
             <w:r>
@@ -2096,7 +2096,7 @@
       <w:tr>
         <w:tc>
           <w:tcPr>
-            <w:tcW w:type="dxa" w:w="2160"/>
+            <w:tcW w:type="dxa" w:w="2480"/>
           </w:tcPr>
           <w:p>
             <w:r>
@@ -2115,7 +2115,7 @@
         </w:tc>
         <w:tc>
           <w:tcPr>
-            <w:tcW w:type="dxa" w:w="2160"/>
+            <w:tcW w:type="dxa" w:w="2480"/>
           </w:tcPr>
           <w:p>
             <w:r>
@@ -2134,7 +2134,7 @@
         </w:tc>
         <w:tc>
           <w:tcPr>
-            <w:tcW w:type="dxa" w:w="2160"/>
+            <w:tcW w:type="dxa" w:w="2480"/>
           </w:tcPr>
           <w:p>
             <w:r>
@@ -2153,7 +2153,7 @@
         </w:tc>
         <w:tc>
           <w:tcPr>
-            <w:tcW w:type="dxa" w:w="2160"/>
+            <w:tcW w:type="dxa" w:w="2480"/>
           </w:tcPr>
           <w:p>
             <w:r>
@@ -2174,7 +2174,7 @@
       <w:tr>
         <w:tc>
           <w:tcPr>
-            <w:tcW w:type="dxa" w:w="2160"/>
+            <w:tcW w:type="dxa" w:w="2480"/>
           </w:tcPr>
           <w:p>
             <w:r>
@@ -2193,7 +2193,7 @@
         </w:tc>
         <w:tc>
           <w:tcPr>
-            <w:tcW w:type="dxa" w:w="2160"/>
+            <w:tcW w:type="dxa" w:w="2480"/>
           </w:tcPr>
           <w:p>
             <w:r>
@@ -2212,7 +2212,7 @@
         </w:tc>
         <w:tc>
           <w:tcPr>
-            <w:tcW w:type="dxa" w:w="2160"/>
+            <w:tcW w:type="dxa" w:w="2480"/>
           </w:tcPr>
           <w:p>
             <w:r>
@@ -2231,7 +2231,7 @@
         </w:tc>
         <w:tc>
           <w:tcPr>
-            <w:tcW w:type="dxa" w:w="2160"/>
+            <w:tcW w:type="dxa" w:w="2480"/>
           </w:tcPr>
           <w:p>
             <w:r>
@@ -2252,7 +2252,7 @@
       <w:tr>
         <w:tc>
           <w:tcPr>
-            <w:tcW w:type="dxa" w:w="2160"/>
+            <w:tcW w:type="dxa" w:w="2480"/>
           </w:tcPr>
           <w:p>
             <w:r>
@@ -2271,7 +2271,7 @@
         </w:tc>
         <w:tc>
           <w:tcPr>
-            <w:tcW w:type="dxa" w:w="2160"/>
+            <w:tcW w:type="dxa" w:w="2480"/>
           </w:tcPr>
           <w:p>
             <w:r>
@@ -2290,7 +2290,7 @@
         </w:tc>
         <w:tc>
           <w:tcPr>
-            <w:tcW w:type="dxa" w:w="2160"/>
+            <w:tcW w:type="dxa" w:w="2480"/>
           </w:tcPr>
           <w:p>
             <w:r>
@@ -2309,7 +2309,7 @@
         </w:tc>
         <w:tc>
           <w:tcPr>
-            <w:tcW w:type="dxa" w:w="2160"/>
+            <w:tcW w:type="dxa" w:w="2480"/>
           </w:tcPr>
           <w:p>
             <w:r>
@@ -2330,7 +2330,7 @@
       <w:tr>
         <w:tc>
           <w:tcPr>
-            <w:tcW w:type="dxa" w:w="2160"/>
+            <w:tcW w:type="dxa" w:w="2480"/>
           </w:tcPr>
           <w:p>
             <w:r>
@@ -2349,7 +2349,7 @@
         </w:tc>
         <w:tc>
           <w:tcPr>
-            <w:tcW w:type="dxa" w:w="2160"/>
+            <w:tcW w:type="dxa" w:w="2480"/>
           </w:tcPr>
           <w:p>
             <w:r>
@@ -2368,7 +2368,7 @@
         </w:tc>
         <w:tc>
           <w:tcPr>
-            <w:tcW w:type="dxa" w:w="2160"/>
+            <w:tcW w:type="dxa" w:w="2480"/>
           </w:tcPr>
           <w:p>
             <w:r>
@@ -2387,7 +2387,7 @@
         </w:tc>
         <w:tc>
           <w:tcPr>
-            <w:tcW w:type="dxa" w:w="2160"/>
+            <w:tcW w:type="dxa" w:w="2480"/>
           </w:tcPr>
           <w:p>
             <w:r>
@@ -2408,7 +2408,7 @@
       <w:tr>
         <w:tc>
           <w:tcPr>
-            <w:tcW w:type="dxa" w:w="2160"/>
+            <w:tcW w:type="dxa" w:w="2480"/>
           </w:tcPr>
           <w:p>
             <w:r>
@@ -2427,7 +2427,7 @@
         </w:tc>
         <w:tc>
           <w:tcPr>
-            <w:tcW w:type="dxa" w:w="2160"/>
+            <w:tcW w:type="dxa" w:w="2480"/>
           </w:tcPr>
           <w:p>
             <w:r>
@@ -2446,7 +2446,7 @@
         </w:tc>
         <w:tc>
           <w:tcPr>
-            <w:tcW w:type="dxa" w:w="2160"/>
+            <w:tcW w:type="dxa" w:w="2480"/>
           </w:tcPr>
           <w:p>
             <w:r>
@@ -2465,7 +2465,7 @@
         </w:tc>
         <w:tc>
           <w:tcPr>
-            <w:tcW w:type="dxa" w:w="2160"/>
+            <w:tcW w:type="dxa" w:w="2480"/>
           </w:tcPr>
           <w:p>
             <w:r>
@@ -2486,7 +2486,7 @@
       <w:tr>
         <w:tc>
           <w:tcPr>
-            <w:tcW w:type="dxa" w:w="2160"/>
+            <w:tcW w:type="dxa" w:w="2480"/>
           </w:tcPr>
           <w:p>
             <w:r>
@@ -2505,7 +2505,7 @@
         </w:tc>
         <w:tc>
           <w:tcPr>
-            <w:tcW w:type="dxa" w:w="2160"/>
+            <w:tcW w:type="dxa" w:w="2480"/>
           </w:tcPr>
           <w:p>
             <w:r>
@@ -2524,7 +2524,7 @@
         </w:tc>
         <w:tc>
           <w:tcPr>
-            <w:tcW w:type="dxa" w:w="2160"/>
+            <w:tcW w:type="dxa" w:w="2480"/>
           </w:tcPr>
           <w:p>
             <w:r>
@@ -2543,7 +2543,7 @@
         </w:tc>
         <w:tc>
           <w:tcPr>
-            <w:tcW w:type="dxa" w:w="2160"/>
+            <w:tcW w:type="dxa" w:w="2480"/>
           </w:tcPr>
           <w:p>
             <w:r>
@@ -2564,7 +2564,7 @@
       <w:tr>
         <w:tc>
           <w:tcPr>
-            <w:tcW w:type="dxa" w:w="2160"/>
+            <w:tcW w:type="dxa" w:w="2480"/>
           </w:tcPr>
           <w:p>
             <w:r>
@@ -2583,7 +2583,7 @@
         </w:tc>
         <w:tc>
           <w:tcPr>
-            <w:tcW w:type="dxa" w:w="2160"/>
+            <w:tcW w:type="dxa" w:w="2480"/>
           </w:tcPr>
           <w:p>
             <w:r>
@@ -2602,7 +2602,7 @@
         </w:tc>
         <w:tc>
           <w:tcPr>
-            <w:tcW w:type="dxa" w:w="2160"/>
+            <w:tcW w:type="dxa" w:w="2480"/>
           </w:tcPr>
           <w:p>
             <w:r>
@@ -2621,7 +2621,7 @@
         </w:tc>
         <w:tc>
           <w:tcPr>
-            <w:tcW w:type="dxa" w:w="2160"/>
+            <w:tcW w:type="dxa" w:w="2480"/>
           </w:tcPr>
           <w:p>
             <w:r>
@@ -2642,7 +2642,7 @@
       <w:tr>
         <w:tc>
           <w:tcPr>
-            <w:tcW w:type="dxa" w:w="2160"/>
+            <w:tcW w:type="dxa" w:w="2480"/>
           </w:tcPr>
           <w:p>
             <w:r>
@@ -2661,7 +2661,7 @@
         </w:tc>
         <w:tc>
           <w:tcPr>
-            <w:tcW w:type="dxa" w:w="2160"/>
+            <w:tcW w:type="dxa" w:w="2480"/>
           </w:tcPr>
           <w:p>
             <w:r>
@@ -2680,7 +2680,7 @@
         </w:tc>
         <w:tc>
           <w:tcPr>
-            <w:tcW w:type="dxa" w:w="2160"/>
+            <w:tcW w:type="dxa" w:w="2480"/>
           </w:tcPr>
           <w:p>
             <w:r>
@@ -2699,7 +2699,7 @@
         </w:tc>
         <w:tc>
           <w:tcPr>
-            <w:tcW w:type="dxa" w:w="2160"/>
+            <w:tcW w:type="dxa" w:w="2480"/>
           </w:tcPr>
           <w:p>
             <w:r>
@@ -2720,7 +2720,7 @@
       <w:tr>
         <w:tc>
           <w:tcPr>
-            <w:tcW w:type="dxa" w:w="2160"/>
+            <w:tcW w:type="dxa" w:w="2480"/>
           </w:tcPr>
           <w:p>
             <w:r>
@@ -2739,7 +2739,7 @@
         </w:tc>
         <w:tc>
           <w:tcPr>
-            <w:tcW w:type="dxa" w:w="2160"/>
+            <w:tcW w:type="dxa" w:w="2480"/>
           </w:tcPr>
           <w:p>
             <w:r>
@@ -2758,7 +2758,7 @@
         </w:tc>
         <w:tc>
           <w:tcPr>
-            <w:tcW w:type="dxa" w:w="2160"/>
+            <w:tcW w:type="dxa" w:w="2480"/>
           </w:tcPr>
           <w:p>
             <w:r>
@@ -2777,7 +2777,7 @@
         </w:tc>
         <w:tc>
           <w:tcPr>
-            <w:tcW w:type="dxa" w:w="2160"/>
+            <w:tcW w:type="dxa" w:w="2480"/>
           </w:tcPr>
           <w:p>
             <w:r>
@@ -2798,7 +2798,7 @@
       <w:tr>
         <w:tc>
           <w:tcPr>
-            <w:tcW w:type="dxa" w:w="2160"/>
+            <w:tcW w:type="dxa" w:w="2480"/>
           </w:tcPr>
           <w:p>
             <w:r>
@@ -2817,7 +2817,7 @@
         </w:tc>
         <w:tc>
           <w:tcPr>
-            <w:tcW w:type="dxa" w:w="2160"/>
+            <w:tcW w:type="dxa" w:w="2480"/>
           </w:tcPr>
           <w:p>
             <w:r>
@@ -2836,7 +2836,7 @@
         </w:tc>
         <w:tc>
           <w:tcPr>
-            <w:tcW w:type="dxa" w:w="2160"/>
+            <w:tcW w:type="dxa" w:w="2480"/>
           </w:tcPr>
           <w:p>
             <w:r>
@@ -2855,7 +2855,7 @@
         </w:tc>
         <w:tc>
           <w:tcPr>
-            <w:tcW w:type="dxa" w:w="2160"/>
+            <w:tcW w:type="dxa" w:w="2480"/>
           </w:tcPr>
           <w:p>
             <w:r>
@@ -2876,7 +2876,7 @@
       <w:tr>
         <w:tc>
           <w:tcPr>
-            <w:tcW w:type="dxa" w:w="2160"/>
+            <w:tcW w:type="dxa" w:w="2480"/>
           </w:tcPr>
           <w:p>
             <w:r>
@@ -2895,7 +2895,7 @@
         </w:tc>
         <w:tc>
           <w:tcPr>
-            <w:tcW w:type="dxa" w:w="2160"/>
+            <w:tcW w:type="dxa" w:w="2480"/>
           </w:tcPr>
           <w:p>
             <w:r>
@@ -2914,7 +2914,7 @@
         </w:tc>
         <w:tc>
           <w:tcPr>
-            <w:tcW w:type="dxa" w:w="2160"/>
+            <w:tcW w:type="dxa" w:w="2480"/>
           </w:tcPr>
           <w:p>
             <w:r>
@@ -2933,7 +2933,7 @@
         </w:tc>
         <w:tc>
           <w:tcPr>
-            <w:tcW w:type="dxa" w:w="2160"/>
+            <w:tcW w:type="dxa" w:w="2480"/>
           </w:tcPr>
           <w:p>
             <w:r>
@@ -2954,7 +2954,7 @@
       <w:tr>
         <w:tc>
           <w:tcPr>
-            <w:tcW w:type="dxa" w:w="2160"/>
+            <w:tcW w:type="dxa" w:w="2480"/>
           </w:tcPr>
           <w:p>
             <w:r>
@@ -2973,7 +2973,7 @@
         </w:tc>
         <w:tc>
           <w:tcPr>
-            <w:tcW w:type="dxa" w:w="2160"/>
+            <w:tcW w:type="dxa" w:w="2480"/>
           </w:tcPr>
           <w:p>
             <w:r>
@@ -2992,7 +2992,7 @@
         </w:tc>
         <w:tc>
           <w:tcPr>
-            <w:tcW w:type="dxa" w:w="2160"/>
+            <w:tcW w:type="dxa" w:w="2480"/>
           </w:tcPr>
           <w:p>
             <w:r>
@@ -3011,7 +3011,7 @@
         </w:tc>
         <w:tc>
           <w:tcPr>
-            <w:tcW w:type="dxa" w:w="2160"/>
+            <w:tcW w:type="dxa" w:w="2480"/>
           </w:tcPr>
           <w:p>
             <w:r>
@@ -3032,7 +3032,7 @@
       <w:tr>
         <w:tc>
           <w:tcPr>
-            <w:tcW w:type="dxa" w:w="2160"/>
+            <w:tcW w:type="dxa" w:w="2480"/>
           </w:tcPr>
           <w:p>
             <w:r>
@@ -3051,7 +3051,7 @@
         </w:tc>
         <w:tc>
           <w:tcPr>
-            <w:tcW w:type="dxa" w:w="2160"/>
+            <w:tcW w:type="dxa" w:w="2480"/>
           </w:tcPr>
           <w:p>
             <w:r>
@@ -3070,7 +3070,7 @@
         </w:tc>
         <w:tc>
           <w:tcPr>
-            <w:tcW w:type="dxa" w:w="2160"/>
+            <w:tcW w:type="dxa" w:w="2480"/>
           </w:tcPr>
           <w:p>
             <w:r>
@@ -3089,7 +3089,7 @@
         </w:tc>
         <w:tc>
           <w:tcPr>
-            <w:tcW w:type="dxa" w:w="2160"/>
+            <w:tcW w:type="dxa" w:w="2480"/>
           </w:tcPr>
           <w:p>
             <w:r>
@@ -3110,7 +3110,7 @@
       <w:tr>
         <w:tc>
           <w:tcPr>
-            <w:tcW w:type="dxa" w:w="2160"/>
+            <w:tcW w:type="dxa" w:w="2480"/>
           </w:tcPr>
           <w:p>
             <w:r>
@@ -3129,7 +3129,7 @@
         </w:tc>
         <w:tc>
           <w:tcPr>
-            <w:tcW w:type="dxa" w:w="2160"/>
+            <w:tcW w:type="dxa" w:w="2480"/>
           </w:tcPr>
           <w:p>
             <w:r>
@@ -3148,7 +3148,7 @@
         </w:tc>
         <w:tc>
           <w:tcPr>
-            <w:tcW w:type="dxa" w:w="2160"/>
+            <w:tcW w:type="dxa" w:w="2480"/>
           </w:tcPr>
           <w:p>
             <w:r>
@@ -3167,7 +3167,7 @@
         </w:tc>
         <w:tc>
           <w:tcPr>
-            <w:tcW w:type="dxa" w:w="2160"/>
+            <w:tcW w:type="dxa" w:w="2480"/>
           </w:tcPr>
           <w:p>
             <w:r>
@@ -3188,7 +3188,7 @@
       <w:tr>
         <w:tc>
           <w:tcPr>
-            <w:tcW w:type="dxa" w:w="2160"/>
+            <w:tcW w:type="dxa" w:w="2480"/>
           </w:tcPr>
           <w:p>
             <w:r>
@@ -3207,7 +3207,7 @@
         </w:tc>
         <w:tc>
           <w:tcPr>
-            <w:tcW w:type="dxa" w:w="2160"/>
+            <w:tcW w:type="dxa" w:w="2480"/>
           </w:tcPr>
           <w:p>
             <w:r>
@@ -3226,7 +3226,7 @@
         </w:tc>
         <w:tc>
           <w:tcPr>
-            <w:tcW w:type="dxa" w:w="2160"/>
+            <w:tcW w:type="dxa" w:w="2480"/>
           </w:tcPr>
           <w:p>
             <w:r>
@@ -3245,7 +3245,7 @@
         </w:tc>
         <w:tc>
           <w:tcPr>
-            <w:tcW w:type="dxa" w:w="2160"/>
+            <w:tcW w:type="dxa" w:w="2480"/>
           </w:tcPr>
           <w:p>
             <w:r>
@@ -3266,7 +3266,7 @@
       <w:tr>
         <w:tc>
           <w:tcPr>
-            <w:tcW w:type="dxa" w:w="2160"/>
+            <w:tcW w:type="dxa" w:w="2480"/>
           </w:tcPr>
           <w:p>
             <w:r>
@@ -3285,7 +3285,7 @@
         </w:tc>
         <w:tc>
           <w:tcPr>
-            <w:tcW w:type="dxa" w:w="2160"/>
+            <w:tcW w:type="dxa" w:w="2480"/>
           </w:tcPr>
           <w:p>
             <w:r>
@@ -3304,7 +3304,7 @@
         </w:tc>
         <w:tc>
           <w:tcPr>
-            <w:tcW w:type="dxa" w:w="2160"/>
+            <w:tcW w:type="dxa" w:w="2480"/>
           </w:tcPr>
           <w:p>
             <w:r>
@@ -3323,7 +3323,7 @@
         </w:tc>
         <w:tc>
           <w:tcPr>
-            <w:tcW w:type="dxa" w:w="2160"/>
+            <w:tcW w:type="dxa" w:w="2480"/>
           </w:tcPr>
           <w:p>
             <w:r>
@@ -3344,7 +3344,7 @@
       <w:tr>
         <w:tc>
           <w:tcPr>
-            <w:tcW w:type="dxa" w:w="2160"/>
+            <w:tcW w:type="dxa" w:w="2480"/>
           </w:tcPr>
           <w:p>
             <w:r>
@@ -3363,7 +3363,7 @@
         </w:tc>
         <w:tc>
           <w:tcPr>
-            <w:tcW w:type="dxa" w:w="2160"/>
+            <w:tcW w:type="dxa" w:w="2480"/>
           </w:tcPr>
           <w:p>
             <w:r>
@@ -3382,7 +3382,7 @@
         </w:tc>
         <w:tc>
           <w:tcPr>
-            <w:tcW w:type="dxa" w:w="2160"/>
+            <w:tcW w:type="dxa" w:w="2480"/>
           </w:tcPr>
           <w:p>
             <w:r>
@@ -3401,7 +3401,7 @@
         </w:tc>
         <w:tc>
           <w:tcPr>
-            <w:tcW w:type="dxa" w:w="2160"/>
+            <w:tcW w:type="dxa" w:w="2480"/>
           </w:tcPr>
           <w:p>
             <w:r>
@@ -3422,7 +3422,7 @@
       <w:tr>
         <w:tc>
           <w:tcPr>
-            <w:tcW w:type="dxa" w:w="2160"/>
+            <w:tcW w:type="dxa" w:w="2480"/>
           </w:tcPr>
           <w:p>
             <w:r>
@@ -3441,7 +3441,7 @@
         </w:tc>
         <w:tc>
           <w:tcPr>
-            <w:tcW w:type="dxa" w:w="2160"/>
+            <w:tcW w:type="dxa" w:w="2480"/>
           </w:tcPr>
           <w:p>
             <w:r>
@@ -3460,7 +3460,7 @@
         </w:tc>
         <w:tc>
           <w:tcPr>
-            <w:tcW w:type="dxa" w:w="2160"/>
+            <w:tcW w:type="dxa" w:w="2480"/>
           </w:tcPr>
           <w:p>
             <w:r>
@@ -3479,7 +3479,7 @@
         </w:tc>
         <w:tc>
           <w:tcPr>
-            <w:tcW w:type="dxa" w:w="2160"/>
+            <w:tcW w:type="dxa" w:w="2480"/>
           </w:tcPr>
           <w:p>
             <w:r>
@@ -3500,7 +3500,7 @@
       <w:tr>
         <w:tc>
           <w:tcPr>
-            <w:tcW w:type="dxa" w:w="2160"/>
+            <w:tcW w:type="dxa" w:w="2480"/>
           </w:tcPr>
           <w:p>
             <w:r>
@@ -3519,7 +3519,7 @@
         </w:tc>
         <w:tc>
           <w:tcPr>
-            <w:tcW w:type="dxa" w:w="2160"/>
+            <w:tcW w:type="dxa" w:w="2480"/>
           </w:tcPr>
           <w:p>
             <w:r>
@@ -3538,7 +3538,7 @@
         </w:tc>
         <w:tc>
           <w:tcPr>
-            <w:tcW w:type="dxa" w:w="2160"/>
+            <w:tcW w:type="dxa" w:w="2480"/>
           </w:tcPr>
           <w:p>
             <w:r>
@@ -3557,7 +3557,7 @@
         </w:tc>
         <w:tc>
           <w:tcPr>
-            <w:tcW w:type="dxa" w:w="2160"/>
+            <w:tcW w:type="dxa" w:w="2480"/>
           </w:tcPr>
           <w:p>
             <w:r>
@@ -3578,7 +3578,7 @@
       <w:tr>
         <w:tc>
           <w:tcPr>
-            <w:tcW w:type="dxa" w:w="2160"/>
+            <w:tcW w:type="dxa" w:w="2480"/>
           </w:tcPr>
           <w:p>
             <w:r>
@@ -3597,7 +3597,7 @@
         </w:tc>
         <w:tc>
           <w:tcPr>
-            <w:tcW w:type="dxa" w:w="2160"/>
+            <w:tcW w:type="dxa" w:w="2480"/>
           </w:tcPr>
           <w:p>
             <w:r>
@@ -3616,7 +3616,7 @@
         </w:tc>
         <w:tc>
           <w:tcPr>
-            <w:tcW w:type="dxa" w:w="2160"/>
+            <w:tcW w:type="dxa" w:w="2480"/>
           </w:tcPr>
           <w:p>
             <w:r>
@@ -3635,7 +3635,7 @@
         </w:tc>
         <w:tc>
           <w:tcPr>
-            <w:tcW w:type="dxa" w:w="2160"/>
+            <w:tcW w:type="dxa" w:w="2480"/>
           </w:tcPr>
           <w:p>
             <w:r>
@@ -3656,7 +3656,7 @@
       <w:tr>
         <w:tc>
           <w:tcPr>
-            <w:tcW w:type="dxa" w:w="2160"/>
+            <w:tcW w:type="dxa" w:w="2480"/>
           </w:tcPr>
           <w:p>
             <w:r>
@@ -3675,7 +3675,7 @@
         </w:tc>
         <w:tc>
           <w:tcPr>
-            <w:tcW w:type="dxa" w:w="2160"/>
+            <w:tcW w:type="dxa" w:w="2480"/>
           </w:tcPr>
           <w:p>
             <w:r>
@@ -3694,7 +3694,7 @@
         </w:tc>
         <w:tc>
           <w:tcPr>
-            <w:tcW w:type="dxa" w:w="2160"/>
+            <w:tcW w:type="dxa" w:w="2480"/>
           </w:tcPr>
           <w:p>
             <w:r>
@@ -3713,7 +3713,7 @@
         </w:tc>
         <w:tc>
           <w:tcPr>
-            <w:tcW w:type="dxa" w:w="2160"/>
+            <w:tcW w:type="dxa" w:w="2480"/>
           </w:tcPr>
           <w:p>
             <w:r>
@@ -3734,7 +3734,7 @@
       <w:tr>
         <w:tc>
           <w:tcPr>
-            <w:tcW w:type="dxa" w:w="2160"/>
+            <w:tcW w:type="dxa" w:w="2480"/>
           </w:tcPr>
           <w:p>
             <w:r>
@@ -3753,7 +3753,7 @@
         </w:tc>
         <w:tc>
           <w:tcPr>
-            <w:tcW w:type="dxa" w:w="2160"/>
+            <w:tcW w:type="dxa" w:w="2480"/>
           </w:tcPr>
           <w:p>
             <w:r>
@@ -3772,7 +3772,7 @@
         </w:tc>
         <w:tc>
           <w:tcPr>
-            <w:tcW w:type="dxa" w:w="2160"/>
+            <w:tcW w:type="dxa" w:w="2480"/>
           </w:tcPr>
           <w:p>
             <w:r>
@@ -3791,7 +3791,7 @@
         </w:tc>
         <w:tc>
           <w:tcPr>
-            <w:tcW w:type="dxa" w:w="2160"/>
+            <w:tcW w:type="dxa" w:w="2480"/>
           </w:tcPr>
           <w:p>
             <w:r>
@@ -3812,7 +3812,7 @@
       <w:tr>
         <w:tc>
           <w:tcPr>
-            <w:tcW w:type="dxa" w:w="2160"/>
+            <w:tcW w:type="dxa" w:w="2480"/>
           </w:tcPr>
           <w:p>
             <w:r>
@@ -3831,7 +3831,7 @@
         </w:tc>
         <w:tc>
           <w:tcPr>
-            <w:tcW w:type="dxa" w:w="2160"/>
+            <w:tcW w:type="dxa" w:w="2480"/>
           </w:tcPr>
           <w:p>
             <w:r>
@@ -3850,7 +3850,7 @@
         </w:tc>
         <w:tc>
           <w:tcPr>
-            <w:tcW w:type="dxa" w:w="2160"/>
+            <w:tcW w:type="dxa" w:w="2480"/>
           </w:tcPr>
           <w:p>
             <w:r>
@@ -3869,7 +3869,7 @@
         </w:tc>
         <w:tc>
           <w:tcPr>
-            <w:tcW w:type="dxa" w:w="2160"/>
+            <w:tcW w:type="dxa" w:w="2480"/>
           </w:tcPr>
           <w:p>
             <w:r>
@@ -3890,7 +3890,7 @@
       <w:tr>
         <w:tc>
           <w:tcPr>
-            <w:tcW w:type="dxa" w:w="2160"/>
+            <w:tcW w:type="dxa" w:w="2480"/>
           </w:tcPr>
           <w:p>
             <w:r>
@@ -3909,7 +3909,7 @@
         </w:tc>
         <w:tc>
           <w:tcPr>
-            <w:tcW w:type="dxa" w:w="2160"/>
+            <w:tcW w:type="dxa" w:w="2480"/>
           </w:tcPr>
           <w:p>
             <w:r>
@@ -3928,7 +3928,7 @@
         </w:tc>
         <w:tc>
           <w:tcPr>
-            <w:tcW w:type="dxa" w:w="2160"/>
+            <w:tcW w:type="dxa" w:w="2480"/>
           </w:tcPr>
           <w:p>
             <w:r>
@@ -3947,7 +3947,7 @@
         </w:tc>
         <w:tc>
           <w:tcPr>
-            <w:tcW w:type="dxa" w:w="2160"/>
+            <w:tcW w:type="dxa" w:w="2480"/>
           </w:tcPr>
           <w:p>
             <w:r>
@@ -3968,7 +3968,7 @@
       <w:tr>
         <w:tc>
           <w:tcPr>
-            <w:tcW w:type="dxa" w:w="2160"/>
+            <w:tcW w:type="dxa" w:w="2480"/>
           </w:tcPr>
           <w:p>
             <w:r>
@@ -3987,7 +3987,7 @@
         </w:tc>
         <w:tc>
           <w:tcPr>
-            <w:tcW w:type="dxa" w:w="2160"/>
+            <w:tcW w:type="dxa" w:w="2480"/>
           </w:tcPr>
           <w:p>
             <w:r>
@@ -4006,7 +4006,7 @@
         </w:tc>
         <w:tc>
           <w:tcPr>
-            <w:tcW w:type="dxa" w:w="2160"/>
+            <w:tcW w:type="dxa" w:w="2480"/>
           </w:tcPr>
           <w:p>
             <w:r>
@@ -4025,7 +4025,7 @@
         </w:tc>
         <w:tc>
           <w:tcPr>
-            <w:tcW w:type="dxa" w:w="2160"/>
+            <w:tcW w:type="dxa" w:w="2480"/>
           </w:tcPr>
           <w:p>
             <w:r>
@@ -4046,7 +4046,7 @@
       <w:tr>
         <w:tc>
           <w:tcPr>
-            <w:tcW w:type="dxa" w:w="2160"/>
+            <w:tcW w:type="dxa" w:w="2480"/>
           </w:tcPr>
           <w:p>
             <w:r>
@@ -4065,7 +4065,7 @@
         </w:tc>
         <w:tc>
           <w:tcPr>
-            <w:tcW w:type="dxa" w:w="2160"/>
+            <w:tcW w:type="dxa" w:w="2480"/>
           </w:tcPr>
           <w:p>
             <w:r>
@@ -4084,7 +4084,7 @@
         </w:tc>
         <w:tc>
           <w:tcPr>
-            <w:tcW w:type="dxa" w:w="2160"/>
+            <w:tcW w:type="dxa" w:w="2480"/>
           </w:tcPr>
           <w:p>
             <w:r>
@@ -4103,7 +4103,7 @@
         </w:tc>
         <w:tc>
           <w:tcPr>
-            <w:tcW w:type="dxa" w:w="2160"/>
+            <w:tcW w:type="dxa" w:w="2480"/>
           </w:tcPr>
           <w:p>
             <w:r>
@@ -4124,7 +4124,7 @@
       <w:tr>
         <w:tc>
           <w:tcPr>
-            <w:tcW w:type="dxa" w:w="2160"/>
+            <w:tcW w:type="dxa" w:w="2480"/>
           </w:tcPr>
           <w:p>
             <w:r>
@@ -4143,7 +4143,7 @@
         </w:tc>
         <w:tc>
           <w:tcPr>
-            <w:tcW w:type="dxa" w:w="2160"/>
+            <w:tcW w:type="dxa" w:w="2480"/>
           </w:tcPr>
           <w:p>
             <w:r>
@@ -4162,7 +4162,7 @@
         </w:tc>
         <w:tc>
           <w:tcPr>
-            <w:tcW w:type="dxa" w:w="2160"/>
+            <w:tcW w:type="dxa" w:w="2480"/>
           </w:tcPr>
           <w:p>
             <w:r>
@@ -4181,7 +4181,7 @@
         </w:tc>
         <w:tc>
           <w:tcPr>
-            <w:tcW w:type="dxa" w:w="2160"/>
+            <w:tcW w:type="dxa" w:w="2480"/>
           </w:tcPr>
           <w:p>
             <w:r>
@@ -4202,7 +4202,7 @@
       <w:tr>
         <w:tc>
           <w:tcPr>
-            <w:tcW w:type="dxa" w:w="2160"/>
+            <w:tcW w:type="dxa" w:w="2480"/>
           </w:tcPr>
           <w:p>
             <w:r>
@@ -4221,7 +4221,7 @@
         </w:tc>
         <w:tc>
           <w:tcPr>
-            <w:tcW w:type="dxa" w:w="2160"/>
+            <w:tcW w:type="dxa" w:w="2480"/>
           </w:tcPr>
           <w:p>
             <w:r>
@@ -4240,7 +4240,7 @@
         </w:tc>
         <w:tc>
           <w:tcPr>
-            <w:tcW w:type="dxa" w:w="2160"/>
+            <w:tcW w:type="dxa" w:w="2480"/>
           </w:tcPr>
           <w:p>
             <w:r>
@@ -4259,7 +4259,7 @@
         </w:tc>
         <w:tc>
           <w:tcPr>
-            <w:tcW w:type="dxa" w:w="2160"/>
+            <w:tcW w:type="dxa" w:w="2480"/>
           </w:tcPr>
           <w:p>
             <w:r>
@@ -4280,7 +4280,7 @@
       <w:tr>
         <w:tc>
           <w:tcPr>
-            <w:tcW w:type="dxa" w:w="2160"/>
+            <w:tcW w:type="dxa" w:w="2480"/>
           </w:tcPr>
           <w:p>
             <w:r>
@@ -4299,7 +4299,7 @@
         </w:tc>
         <w:tc>
           <w:tcPr>
-            <w:tcW w:type="dxa" w:w="2160"/>
+            <w:tcW w:type="dxa" w:w="2480"/>
           </w:tcPr>
           <w:p>
             <w:r>
@@ -4318,7 +4318,7 @@
         </w:tc>
         <w:tc>
           <w:tcPr>
-            <w:tcW w:type="dxa" w:w="2160"/>
+            <w:tcW w:type="dxa" w:w="2480"/>
           </w:tcPr>
           <w:p>
             <w:r>
@@ -4337,7 +4337,7 @@
         </w:tc>
         <w:tc>
           <w:tcPr>
-            <w:tcW w:type="dxa" w:w="2160"/>
+            <w:tcW w:type="dxa" w:w="2480"/>
           </w:tcPr>
           <w:p>
             <w:r>
@@ -4358,7 +4358,7 @@
       <w:tr>
         <w:tc>
           <w:tcPr>
-            <w:tcW w:type="dxa" w:w="2160"/>
+            <w:tcW w:type="dxa" w:w="2480"/>
           </w:tcPr>
           <w:p>
             <w:r>
@@ -4377,7 +4377,7 @@
         </w:tc>
         <w:tc>
           <w:tcPr>
-            <w:tcW w:type="dxa" w:w="2160"/>
+            <w:tcW w:type="dxa" w:w="2480"/>
           </w:tcPr>
           <w:p>
             <w:r>
@@ -4396,7 +4396,7 @@
         </w:tc>
         <w:tc>
           <w:tcPr>
-            <w:tcW w:type="dxa" w:w="2160"/>
+            <w:tcW w:type="dxa" w:w="2480"/>
           </w:tcPr>
           <w:p>
             <w:r>
@@ -4415,7 +4415,7 @@
         </w:tc>
         <w:tc>
           <w:tcPr>
-            <w:tcW w:type="dxa" w:w="2160"/>
+            <w:tcW w:type="dxa" w:w="2480"/>
           </w:tcPr>
           <w:p>
             <w:r>
@@ -4436,7 +4436,7 @@
       <w:tr>
         <w:tc>
           <w:tcPr>
-            <w:tcW w:type="dxa" w:w="2160"/>
+            <w:tcW w:type="dxa" w:w="2480"/>
           </w:tcPr>
           <w:p>
             <w:r>
@@ -4455,7 +4455,7 @@
         </w:tc>
         <w:tc>
           <w:tcPr>
-            <w:tcW w:type="dxa" w:w="2160"/>
+            <w:tcW w:type="dxa" w:w="2480"/>
           </w:tcPr>
           <w:p>
             <w:r>
@@ -4474,7 +4474,7 @@
         </w:tc>
         <w:tc>
           <w:tcPr>
-            <w:tcW w:type="dxa" w:w="2160"/>
+            <w:tcW w:type="dxa" w:w="2480"/>
           </w:tcPr>
           <w:p>
             <w:r>
@@ -4493,7 +4493,7 @@
         </w:tc>
         <w:tc>
           <w:tcPr>
-            <w:tcW w:type="dxa" w:w="2160"/>
+            <w:tcW w:type="dxa" w:w="2480"/>
           </w:tcPr>
           <w:p>
             <w:r>
@@ -4514,7 +4514,7 @@
       <w:tr>
         <w:tc>
           <w:tcPr>
-            <w:tcW w:type="dxa" w:w="2160"/>
+            <w:tcW w:type="dxa" w:w="2480"/>
           </w:tcPr>
           <w:p>
             <w:r>
@@ -4533,7 +4533,7 @@
         </w:tc>
         <w:tc>
           <w:tcPr>
-            <w:tcW w:type="dxa" w:w="2160"/>
+            <w:tcW w:type="dxa" w:w="2480"/>
           </w:tcPr>
           <w:p>
             <w:r>
@@ -4552,7 +4552,7 @@
         </w:tc>
         <w:tc>
           <w:tcPr>
-            <w:tcW w:type="dxa" w:w="2160"/>
+            <w:tcW w:type="dxa" w:w="2480"/>
           </w:tcPr>
           <w:p>
             <w:r>
@@ -4571,7 +4571,7 @@
         </w:tc>
         <w:tc>
           <w:tcPr>
-            <w:tcW w:type="dxa" w:w="2160"/>
+            <w:tcW w:type="dxa" w:w="2480"/>
           </w:tcPr>
           <w:p>
             <w:r>
@@ -4592,7 +4592,7 @@
       <w:tr>
         <w:tc>
           <w:tcPr>
-            <w:tcW w:type="dxa" w:w="2160"/>
+            <w:tcW w:type="dxa" w:w="2480"/>
           </w:tcPr>
           <w:p>
             <w:r>
@@ -4611,7 +4611,7 @@
         </w:tc>
         <w:tc>
           <w:tcPr>
-            <w:tcW w:type="dxa" w:w="2160"/>
+            <w:tcW w:type="dxa" w:w="2480"/>
           </w:tcPr>
           <w:p>
             <w:r>
@@ -4630,7 +4630,7 @@
         </w:tc>
         <w:tc>
           <w:tcPr>
-            <w:tcW w:type="dxa" w:w="2160"/>
+            <w:tcW w:type="dxa" w:w="2480"/>
           </w:tcPr>
           <w:p>
             <w:r>
@@ -4649,7 +4649,7 @@
         </w:tc>
         <w:tc>
           <w:tcPr>
-            <w:tcW w:type="dxa" w:w="2160"/>
+            <w:tcW w:type="dxa" w:w="2480"/>
           </w:tcPr>
           <w:p>
             <w:r>
@@ -4670,7 +4670,7 @@
       <w:tr>
         <w:tc>
           <w:tcPr>
-            <w:tcW w:type="dxa" w:w="2160"/>
+            <w:tcW w:type="dxa" w:w="2480"/>
           </w:tcPr>
           <w:p>
             <w:r>
@@ -4689,7 +4689,7 @@
         </w:tc>
         <w:tc>
           <w:tcPr>
-            <w:tcW w:type="dxa" w:w="2160"/>
+            <w:tcW w:type="dxa" w:w="2480"/>
           </w:tcPr>
           <w:p>
             <w:r>
@@ -4708,7 +4708,7 @@
         </w:tc>
         <w:tc>
           <w:tcPr>
-            <w:tcW w:type="dxa" w:w="2160"/>
+            <w:tcW w:type="dxa" w:w="2480"/>
           </w:tcPr>
           <w:p>
             <w:r>
@@ -4727,7 +4727,7 @@
         </w:tc>
         <w:tc>
           <w:tcPr>
-            <w:tcW w:type="dxa" w:w="2160"/>
+            <w:tcW w:type="dxa" w:w="2480"/>
           </w:tcPr>
           <w:p>
             <w:r>
@@ -4748,7 +4748,7 @@
       <w:tr>
         <w:tc>
           <w:tcPr>
-            <w:tcW w:type="dxa" w:w="2160"/>
+            <w:tcW w:type="dxa" w:w="2480"/>
           </w:tcPr>
           <w:p>
             <w:r>
@@ -4767,7 +4767,7 @@
         </w:tc>
         <w:tc>
           <w:tcPr>
-            <w:tcW w:type="dxa" w:w="2160"/>
+            <w:tcW w:type="dxa" w:w="2480"/>
           </w:tcPr>
           <w:p>
             <w:r>
@@ -4786,7 +4786,7 @@
         </w:tc>
         <w:tc>
           <w:tcPr>
-            <w:tcW w:type="dxa" w:w="2160"/>
+            <w:tcW w:type="dxa" w:w="2480"/>
           </w:tcPr>
           <w:p>
             <w:r>
@@ -4805,7 +4805,7 @@
         </w:tc>
         <w:tc>
           <w:tcPr>
-            <w:tcW w:type="dxa" w:w="2160"/>
+            <w:tcW w:type="dxa" w:w="2480"/>
           </w:tcPr>
           <w:p>
             <w:r>
@@ -4826,7 +4826,7 @@
       <w:tr>
         <w:tc>
           <w:tcPr>
-            <w:tcW w:type="dxa" w:w="2160"/>
+            <w:tcW w:type="dxa" w:w="2480"/>
           </w:tcPr>
           <w:p>
             <w:r>
@@ -4845,7 +4845,7 @@
         </w:tc>
         <w:tc>
           <w:tcPr>
-            <w:tcW w:type="dxa" w:w="2160"/>
+            <w:tcW w:type="dxa" w:w="2480"/>
           </w:tcPr>
           <w:p>
             <w:r>
@@ -4864,7 +4864,7 @@
         </w:tc>
         <w:tc>
           <w:tcPr>
-            <w:tcW w:type="dxa" w:w="2160"/>
+            <w:tcW w:type="dxa" w:w="2480"/>
           </w:tcPr>
           <w:p>
             <w:r>
@@ -4883,7 +4883,7 @@
         </w:tc>
         <w:tc>
           <w:tcPr>
-            <w:tcW w:type="dxa" w:w="2160"/>
+            <w:tcW w:type="dxa" w:w="2480"/>
           </w:tcPr>
           <w:p>
             <w:r>
@@ -4904,7 +4904,7 @@
       <w:tr>
         <w:tc>
           <w:tcPr>
-            <w:tcW w:type="dxa" w:w="2160"/>
+            <w:tcW w:type="dxa" w:w="2480"/>
           </w:tcPr>
           <w:p>
             <w:r>
@@ -4923,7 +4923,7 @@
         </w:tc>
         <w:tc>
           <w:tcPr>
-            <w:tcW w:type="dxa" w:w="2160"/>
+            <w:tcW w:type="dxa" w:w="2480"/>
           </w:tcPr>
           <w:p>
             <w:r>
@@ -4942,7 +4942,7 @@
         </w:tc>
         <w:tc>
           <w:tcPr>
-            <w:tcW w:type="dxa" w:w="2160"/>
+            <w:tcW w:type="dxa" w:w="2480"/>
           </w:tcPr>
           <w:p>
             <w:r>
@@ -4961,7 +4961,7 @@
         </w:tc>
         <w:tc>
           <w:tcPr>
-            <w:tcW w:type="dxa" w:w="2160"/>
+            <w:tcW w:type="dxa" w:w="2480"/>
           </w:tcPr>
           <w:p>
             <w:r>
@@ -4982,7 +4982,7 @@
       <w:tr>
         <w:tc>
           <w:tcPr>
-            <w:tcW w:type="dxa" w:w="2160"/>
+            <w:tcW w:type="dxa" w:w="2480"/>
           </w:tcPr>
           <w:p>
             <w:r>
@@ -5001,7 +5001,7 @@
         </w:tc>
         <w:tc>
           <w:tcPr>
-            <w:tcW w:type="dxa" w:w="2160"/>
+            <w:tcW w:type="dxa" w:w="2480"/>
           </w:tcPr>
           <w:p>
             <w:r>
@@ -5020,7 +5020,7 @@
         </w:tc>
         <w:tc>
           <w:tcPr>
-            <w:tcW w:type="dxa" w:w="2160"/>
+            <w:tcW w:type="dxa" w:w="2480"/>
           </w:tcPr>
           <w:p>
             <w:r>
@@ -5039,7 +5039,7 @@
         </w:tc>
         <w:tc>
           <w:tcPr>
-            <w:tcW w:type="dxa" w:w="2160"/>
+            <w:tcW w:type="dxa" w:w="2480"/>
           </w:tcPr>
           <w:p>
             <w:r>
@@ -5095,17 +5095,17 @@
       <w:tblPr>
         <w:tblStyle w:val="TableGrid"/>
         <w:tblW w:type="auto" w:w="0"/>
-        <w:tblLayout w:type="autofit"/>
+        <w:tblLayout w:type="fixed"/>
         <w:tblLook w:firstColumn="1" w:firstRow="1" w:lastColumn="0" w:lastRow="0" w:noHBand="0" w:noVBand="1" w:val="04A0"/>
       </w:tblPr>
       <w:tblGrid>
-        <w:gridCol w:w="4320"/>
-        <w:gridCol w:w="4320"/>
+        <w:gridCol w:w="4961"/>
+        <w:gridCol w:w="4961"/>
       </w:tblGrid>
       <w:tr>
         <w:tc>
           <w:tcPr>
-            <w:tcW w:type="dxa" w:w="4320"/>
+            <w:tcW w:type="dxa" w:w="4961"/>
             <w:shd w:fill="D9E2F3"/>
           </w:tcPr>
           <w:p>
@@ -5127,7 +5127,7 @@
         </w:tc>
         <w:tc>
           <w:tcPr>
-            <w:tcW w:type="dxa" w:w="4320"/>
+            <w:tcW w:type="dxa" w:w="4961"/>
             <w:shd w:fill="D9E2F3"/>
           </w:tcPr>
           <w:p>
@@ -5151,7 +5151,7 @@
       <w:tr>
         <w:tc>
           <w:tcPr>
-            <w:tcW w:type="dxa" w:w="4320"/>
+            <w:tcW w:type="dxa" w:w="4961"/>
           </w:tcPr>
           <w:p>
             <w:r>
@@ -5170,7 +5170,7 @@
         </w:tc>
         <w:tc>
           <w:tcPr>
-            <w:tcW w:type="dxa" w:w="4320"/>
+            <w:tcW w:type="dxa" w:w="4961"/>
           </w:tcPr>
           <w:p>
             <w:r>
@@ -5198,7 +5198,7 @@
       <w:tr>
         <w:tc>
           <w:tcPr>
-            <w:tcW w:type="dxa" w:w="4320"/>
+            <w:tcW w:type="dxa" w:w="4961"/>
           </w:tcPr>
           <w:p>
             <w:r>
@@ -5217,7 +5217,7 @@
         </w:tc>
         <w:tc>
           <w:tcPr>
-            <w:tcW w:type="dxa" w:w="4320"/>
+            <w:tcW w:type="dxa" w:w="4961"/>
           </w:tcPr>
           <w:p>
             <w:r>
@@ -5245,7 +5245,7 @@
       <w:tr>
         <w:tc>
           <w:tcPr>
-            <w:tcW w:type="dxa" w:w="4320"/>
+            <w:tcW w:type="dxa" w:w="4961"/>
           </w:tcPr>
           <w:p>
             <w:r>
@@ -5264,7 +5264,7 @@
         </w:tc>
         <w:tc>
           <w:tcPr>
-            <w:tcW w:type="dxa" w:w="4320"/>
+            <w:tcW w:type="dxa" w:w="4961"/>
           </w:tcPr>
           <w:p>
             <w:r>
@@ -5315,8 +5315,8 @@
     <w:sectPr>
       <w:footerReference w:type="default" r:id="rId9"/>
       <w:headerReference w:type="default" r:id="rId10"/>
-      <w:pgSz w:w="12240" w:h="15840"/>
-      <w:pgMar w:top="1440" w:right="1800" w:bottom="1440" w:left="1800" w:header="720" w:footer="720" w:gutter="0"/>
+      <w:pgSz w:w="11906" w:h="16838"/>
+      <w:pgMar w:top="1417" w:right="850" w:bottom="1134" w:left="1134" w:header="720" w:footer="720" w:gutter="0"/>
       <w:cols w:space="720"/>
       <w:docGrid w:linePitch="360"/>
     </w:sectPr>
